--- a/matlabgroup2assignment 3.docx
+++ b/matlabgroup2assignment 3.docx
@@ -271,9 +271,6 @@
               <w:tabs>
                 <w:tab w:val="left" w:pos="2051"/>
               </w:tabs>
-              <w:rPr>
-                <w:rFonts w:hint="eastAsia"/>
-              </w:rPr>
             </w:pPr>
             <w:r>
               <w:t>BU/UG/2025/</w:t>
@@ -478,6 +475,9 @@
         </w:rPr>
         <w:t xml:space="preserve">roup name: group 2 </w:t>
       </w:r>
+      <w:r>
+        <w:t xml:space="preserve"> </w:t>
+      </w:r>
     </w:p>
     <w:p>
       <w:pPr>
@@ -485,47 +485,6 @@
           <w:tab w:val="left" w:pos="2051"/>
         </w:tabs>
       </w:pPr>
-      <w:r>
-        <w:t>G</w:t>
-      </w:r>
-      <w:r>
-        <w:rPr>
-          <w:rFonts w:hint="eastAsia"/>
-        </w:rPr>
-        <w:t xml:space="preserve">ithub link: </w:t>
-      </w:r>
-      <w:hyperlink r:id="rId5" w:history="1">
-        <w:r>
-          <w:rPr>
-            <w:rStyle w:val="Hyperlink"/>
-          </w:rPr>
-          <w:t>https://github.com/erasmuselepot</w:t>
-        </w:r>
-      </w:hyperlink>
-    </w:p>
-    <w:p>
-      <w:pPr>
-        <w:tabs>
-          <w:tab w:val="left" w:pos="2051"/>
-        </w:tabs>
-      </w:pPr>
-      <w:r>
-        <w:t>R</w:t>
-      </w:r>
-      <w:r>
-        <w:rPr>
-          <w:rFonts w:hint="eastAsia"/>
-        </w:rPr>
-        <w:t>epository link</w:t>
-      </w:r>
-      <w:hyperlink r:id="rId6" w:history="1">
-        <w:r>
-          <w:rPr>
-            <w:rStyle w:val="Hyperlink"/>
-          </w:rPr>
-          <w:t>: https://github.com/erasmuselepot/assignment-2-ELEPOT-ERASMUS-WANDERA</w:t>
-        </w:r>
-      </w:hyperlink>
     </w:p>
     <w:sectPr>
       <w:pgSz w:w="12240" w:h="15840"/>
